--- a/hin/docx/18.content.docx
+++ b/hin/docx/18.content.docx
@@ -19,7 +19,7 @@
         <w:rPr>
           <w:lang w:val="hi_IN" w:bidi="hi_IN"/>
         </w:rPr>
-        <w:t>Resource: अध्ययन नोट्स - पुस्तक परिचय (टिंडेल)</w:t>
+        <w:t>Resource: Tyndale Open Study Notes</w:t>
       </w:r>
       <w:r>
         <w:rPr>
@@ -112,7 +112,7 @@
         <w:rPr>
           <w:lang w:val="hi_IN" w:bidi="hi_IN"/>
         </w:rPr>
-        <w:t>अध्ययन नोट्स - पुस्तक परिचय (टिंडेल)</w:t>
+        <w:t>Tyndale Open Study Notes</w:t>
       </w:r>
     </w:p>
     <w:p>

--- a/hin/docx/18.content.docx
+++ b/hin/docx/18.content.docx
@@ -19,7 +19,7 @@
         <w:rPr>
           <w:lang w:val="hi_IN" w:bidi="hi_IN"/>
         </w:rPr>
-        <w:t>Resource: Tyndale Open Study Notes</w:t>
+        <w:t>Resource: Aquifer Open Study Notes (Book Intros)</w:t>
       </w:r>
       <w:r>
         <w:rPr>
@@ -112,7 +112,7 @@
         <w:rPr>
           <w:lang w:val="hi_IN" w:bidi="hi_IN"/>
         </w:rPr>
-        <w:t>Tyndale Open Study Notes</w:t>
+        <w:t>Aquifer Open Study Notes (Book Intros)</w:t>
       </w:r>
     </w:p>
     <w:p>

--- a/hin/docx/18.content.docx
+++ b/hin/docx/18.content.docx
@@ -271,342 +271,228 @@
         </w:rPr>
         <w:t xml:space="preserve">अय्यूब की पुस्तक, इस्राएल के राष्ट्र बनने से पहले, कुलपतियों के युग के आरंभ में घटित होती है। अब्राहम की ही तरह अय्यूब भी पशुओं और दासों में धनी था (देखें </w:t>
       </w:r>
-      <w:hyperlink r:id="rId13">
-        <w:r>
-          <w:rPr>
-            <w:lang w:val="hi_IN" w:bidi="hi_IN"/>
-          </w:rPr>
-          <w:rPr>
-            <w:color w:val="0000EE"/>
-            <w:u w:val="single"/>
-          </w:rPr>
-          <w:t>1:3</w:t>
-        </w:r>
-      </w:hyperlink>
+      <w:r>
+        <w:rPr>
+          <w:lang w:val="hi_IN" w:bidi="hi_IN"/>
+        </w:rPr>
+        <w:t>1:3</w:t>
+      </w:r>
       <w:r>
         <w:rPr>
           <w:lang w:val="hi_IN" w:bidi="hi_IN"/>
         </w:rPr>
         <w:t xml:space="preserve">; </w:t>
       </w:r>
-      <w:hyperlink r:id="rId14">
-        <w:r>
-          <w:rPr>
-            <w:lang w:val="hi_IN" w:bidi="hi_IN"/>
-          </w:rPr>
-          <w:rPr>
-            <w:color w:val="0000EE"/>
-            <w:u w:val="single"/>
-          </w:rPr>
-          <w:t>42:12</w:t>
-        </w:r>
-      </w:hyperlink>
+      <w:r>
+        <w:rPr>
+          <w:lang w:val="hi_IN" w:bidi="hi_IN"/>
+        </w:rPr>
+        <w:t>42:12</w:t>
+      </w:r>
       <w:r>
         <w:rPr>
           <w:lang w:val="hi_IN" w:bidi="hi_IN"/>
         </w:rPr>
         <w:t xml:space="preserve">; </w:t>
       </w:r>
-      <w:hyperlink r:id="rId15">
-        <w:r>
-          <w:rPr>
-            <w:lang w:val="hi_IN" w:bidi="hi_IN"/>
-          </w:rPr>
-          <w:rPr>
-            <w:color w:val="0000EE"/>
-            <w:u w:val="single"/>
-          </w:rPr>
-          <w:t>उत 12:16</w:t>
-        </w:r>
-      </w:hyperlink>
+      <w:r>
+        <w:rPr>
+          <w:lang w:val="hi_IN" w:bidi="hi_IN"/>
+        </w:rPr>
+        <w:t>उत 12:16</w:t>
+      </w:r>
       <w:r>
         <w:rPr>
           <w:lang w:val="hi_IN" w:bidi="hi_IN"/>
         </w:rPr>
         <w:t xml:space="preserve"> ; </w:t>
       </w:r>
-      <w:hyperlink r:id="rId16">
-        <w:r>
-          <w:rPr>
-            <w:lang w:val="hi_IN" w:bidi="hi_IN"/>
-          </w:rPr>
-          <w:rPr>
-            <w:color w:val="0000EE"/>
-            <w:u w:val="single"/>
-          </w:rPr>
-          <w:t>32:5</w:t>
-        </w:r>
-      </w:hyperlink>
+      <w:r>
+        <w:rPr>
+          <w:lang w:val="hi_IN" w:bidi="hi_IN"/>
+        </w:rPr>
+        <w:t>32:5</w:t>
+      </w:r>
       <w:r>
         <w:rPr>
           <w:lang w:val="hi_IN" w:bidi="hi_IN"/>
         </w:rPr>
         <w:t xml:space="preserve">)। वह अपने परिवार का याजक था, जैसा मूसा की व्यवस्था से पहले सामान्यतः होता था (देखें </w:t>
       </w:r>
-      <w:hyperlink r:id="rId17">
-        <w:r>
-          <w:rPr>
-            <w:lang w:val="hi_IN" w:bidi="hi_IN"/>
-          </w:rPr>
-          <w:rPr>
-            <w:color w:val="0000EE"/>
-            <w:u w:val="single"/>
-          </w:rPr>
-          <w:t>1:5</w:t>
-        </w:r>
-      </w:hyperlink>
+      <w:r>
+        <w:rPr>
+          <w:lang w:val="hi_IN" w:bidi="hi_IN"/>
+        </w:rPr>
+        <w:t>1:5</w:t>
+      </w:r>
       <w:r>
         <w:rPr>
           <w:lang w:val="hi_IN" w:bidi="hi_IN"/>
         </w:rPr>
         <w:t xml:space="preserve">; </w:t>
       </w:r>
-      <w:hyperlink r:id="rId18">
-        <w:r>
-          <w:rPr>
-            <w:lang w:val="hi_IN" w:bidi="hi_IN"/>
-          </w:rPr>
-          <w:rPr>
-            <w:color w:val="0000EE"/>
-            <w:u w:val="single"/>
-          </w:rPr>
-          <w:t>42:8</w:t>
-        </w:r>
-      </w:hyperlink>
+      <w:r>
+        <w:rPr>
+          <w:lang w:val="hi_IN" w:bidi="hi_IN"/>
+        </w:rPr>
+        <w:t>42:8</w:t>
+      </w:r>
       <w:r>
         <w:rPr>
           <w:lang w:val="hi_IN" w:bidi="hi_IN"/>
         </w:rPr>
         <w:t xml:space="preserve">; </w:t>
       </w:r>
-      <w:hyperlink r:id="rId19">
-        <w:r>
-          <w:rPr>
-            <w:lang w:val="hi_IN" w:bidi="hi_IN"/>
-          </w:rPr>
-          <w:rPr>
-            <w:color w:val="0000EE"/>
-            <w:u w:val="single"/>
-          </w:rPr>
-          <w:t>उत 4:4</w:t>
-        </w:r>
-      </w:hyperlink>
+      <w:r>
+        <w:rPr>
+          <w:lang w:val="hi_IN" w:bidi="hi_IN"/>
+        </w:rPr>
+        <w:t>उत 4:4</w:t>
+      </w:r>
       <w:r>
         <w:rPr>
           <w:lang w:val="hi_IN" w:bidi="hi_IN"/>
         </w:rPr>
         <w:t xml:space="preserve">; </w:t>
       </w:r>
-      <w:hyperlink r:id="rId20">
-        <w:r>
-          <w:rPr>
-            <w:lang w:val="hi_IN" w:bidi="hi_IN"/>
-          </w:rPr>
-          <w:rPr>
-            <w:color w:val="0000EE"/>
-            <w:u w:val="single"/>
-          </w:rPr>
-          <w:t>8:20</w:t>
-        </w:r>
-      </w:hyperlink>
+      <w:r>
+        <w:rPr>
+          <w:lang w:val="hi_IN" w:bidi="hi_IN"/>
+        </w:rPr>
+        <w:t>8:20</w:t>
+      </w:r>
       <w:r>
         <w:rPr>
           <w:lang w:val="hi_IN" w:bidi="hi_IN"/>
         </w:rPr>
         <w:t xml:space="preserve">; </w:t>
       </w:r>
-      <w:hyperlink r:id="rId21">
-        <w:r>
-          <w:rPr>
-            <w:lang w:val="hi_IN" w:bidi="hi_IN"/>
-          </w:rPr>
-          <w:rPr>
-            <w:color w:val="0000EE"/>
-            <w:u w:val="single"/>
-          </w:rPr>
-          <w:t>12:7–8</w:t>
-        </w:r>
-      </w:hyperlink>
+      <w:r>
+        <w:rPr>
+          <w:lang w:val="hi_IN" w:bidi="hi_IN"/>
+        </w:rPr>
+        <w:t>12:7–8</w:t>
+      </w:r>
       <w:r>
         <w:rPr>
           <w:lang w:val="hi_IN" w:bidi="hi_IN"/>
         </w:rPr>
         <w:t xml:space="preserve">; </w:t>
       </w:r>
-      <w:hyperlink r:id="rId22">
-        <w:r>
-          <w:rPr>
-            <w:lang w:val="hi_IN" w:bidi="hi_IN"/>
-          </w:rPr>
-          <w:rPr>
-            <w:color w:val="0000EE"/>
-            <w:u w:val="single"/>
-          </w:rPr>
-          <w:t>13:18</w:t>
-        </w:r>
-      </w:hyperlink>
+      <w:r>
+        <w:rPr>
+          <w:lang w:val="hi_IN" w:bidi="hi_IN"/>
+        </w:rPr>
+        <w:t>13:18</w:t>
+      </w:r>
       <w:r>
         <w:rPr>
           <w:lang w:val="hi_IN" w:bidi="hi_IN"/>
         </w:rPr>
         <w:t xml:space="preserve">; </w:t>
       </w:r>
-      <w:hyperlink r:id="rId23">
-        <w:r>
-          <w:rPr>
-            <w:lang w:val="hi_IN" w:bidi="hi_IN"/>
-          </w:rPr>
-          <w:rPr>
-            <w:color w:val="0000EE"/>
-            <w:u w:val="single"/>
-          </w:rPr>
-          <w:t>15:9–10</w:t>
-        </w:r>
-      </w:hyperlink>
+      <w:r>
+        <w:rPr>
+          <w:lang w:val="hi_IN" w:bidi="hi_IN"/>
+        </w:rPr>
+        <w:t>15:9–10</w:t>
+      </w:r>
       <w:r>
         <w:rPr>
           <w:lang w:val="hi_IN" w:bidi="hi_IN"/>
         </w:rPr>
         <w:t xml:space="preserve">; </w:t>
       </w:r>
-      <w:hyperlink r:id="rId24">
-        <w:r>
-          <w:rPr>
-            <w:lang w:val="hi_IN" w:bidi="hi_IN"/>
-          </w:rPr>
-          <w:rPr>
-            <w:color w:val="0000EE"/>
-            <w:u w:val="single"/>
-          </w:rPr>
-          <w:t>26:25</w:t>
-        </w:r>
-      </w:hyperlink>
+      <w:r>
+        <w:rPr>
+          <w:lang w:val="hi_IN" w:bidi="hi_IN"/>
+        </w:rPr>
+        <w:t>26:25</w:t>
+      </w:r>
       <w:r>
         <w:rPr>
           <w:lang w:val="hi_IN" w:bidi="hi_IN"/>
         </w:rPr>
         <w:t xml:space="preserve">; </w:t>
       </w:r>
-      <w:hyperlink r:id="rId25">
-        <w:r>
-          <w:rPr>
-            <w:lang w:val="hi_IN" w:bidi="hi_IN"/>
-          </w:rPr>
-          <w:rPr>
-            <w:color w:val="0000EE"/>
-            <w:u w:val="single"/>
-          </w:rPr>
-          <w:t>33:20</w:t>
-        </w:r>
-      </w:hyperlink>
+      <w:r>
+        <w:rPr>
+          <w:lang w:val="hi_IN" w:bidi="hi_IN"/>
+        </w:rPr>
+        <w:t>33:20</w:t>
+      </w:r>
       <w:r>
         <w:rPr>
           <w:lang w:val="hi_IN" w:bidi="hi_IN"/>
         </w:rPr>
         <w:t xml:space="preserve">; </w:t>
       </w:r>
-      <w:hyperlink r:id="rId26">
-        <w:r>
-          <w:rPr>
-            <w:lang w:val="hi_IN" w:bidi="hi_IN"/>
-          </w:rPr>
-          <w:rPr>
-            <w:color w:val="0000EE"/>
-            <w:u w:val="single"/>
-          </w:rPr>
-          <w:t>35:1–6</w:t>
-        </w:r>
-      </w:hyperlink>
+      <w:r>
+        <w:rPr>
+          <w:lang w:val="hi_IN" w:bidi="hi_IN"/>
+        </w:rPr>
+        <w:t>35:1–6</w:t>
+      </w:r>
       <w:r>
         <w:rPr>
           <w:lang w:val="hi_IN" w:bidi="hi_IN"/>
         </w:rPr>
         <w:t xml:space="preserve">; </w:t>
       </w:r>
-      <w:hyperlink r:id="rId27">
-        <w:r>
-          <w:rPr>
-            <w:lang w:val="hi_IN" w:bidi="hi_IN"/>
-          </w:rPr>
-          <w:rPr>
-            <w:color w:val="0000EE"/>
-            <w:u w:val="single"/>
-          </w:rPr>
-          <w:t>46:1</w:t>
-        </w:r>
-      </w:hyperlink>
+      <w:r>
+        <w:rPr>
+          <w:lang w:val="hi_IN" w:bidi="hi_IN"/>
+        </w:rPr>
+        <w:t>46:1</w:t>
+      </w:r>
       <w:r>
         <w:rPr>
           <w:lang w:val="hi_IN" w:bidi="hi_IN"/>
         </w:rPr>
         <w:t>)। अय्यूब के समय में, शेबा के लोग और कसदी लोग घुमंतू लुटेरों के दल थे (</w:t>
       </w:r>
-      <w:hyperlink r:id="rId28">
-        <w:r>
-          <w:rPr>
-            <w:lang w:val="hi_IN" w:bidi="hi_IN"/>
-          </w:rPr>
-          <w:rPr>
-            <w:color w:val="0000EE"/>
-            <w:u w:val="single"/>
-          </w:rPr>
-          <w:t>1:15</w:t>
-        </w:r>
-      </w:hyperlink>
+      <w:r>
+        <w:rPr>
+          <w:lang w:val="hi_IN" w:bidi="hi_IN"/>
+        </w:rPr>
+        <w:t>1:15</w:t>
+      </w:r>
       <w:r>
         <w:rPr>
           <w:lang w:val="hi_IN" w:bidi="hi_IN"/>
         </w:rPr>
         <w:t xml:space="preserve">, </w:t>
       </w:r>
-      <w:hyperlink r:id="rId29">
-        <w:r>
-          <w:rPr>
-            <w:lang w:val="hi_IN" w:bidi="hi_IN"/>
-          </w:rPr>
-          <w:rPr>
-            <w:color w:val="0000EE"/>
-            <w:u w:val="single"/>
-          </w:rPr>
-          <w:t>17</w:t>
-        </w:r>
-      </w:hyperlink>
+      <w:r>
+        <w:rPr>
+          <w:lang w:val="hi_IN" w:bidi="hi_IN"/>
+        </w:rPr>
+        <w:t>17</w:t>
+      </w:r>
       <w:r>
         <w:rPr>
           <w:lang w:val="hi_IN" w:bidi="hi_IN"/>
         </w:rPr>
         <w:t xml:space="preserve">), न कि महत्वपूर्ण राजनीतिक और आर्थिक शक्तियां जैसे की कुलपतियों के युग के अंत में थे (तुलना करें </w:t>
       </w:r>
-      <w:hyperlink r:id="rId30">
-        <w:r>
-          <w:rPr>
-            <w:lang w:val="hi_IN" w:bidi="hi_IN"/>
-          </w:rPr>
-          <w:rPr>
-            <w:color w:val="0000EE"/>
-            <w:u w:val="single"/>
-          </w:rPr>
-          <w:t>यशा 45:14</w:t>
-        </w:r>
-      </w:hyperlink>
+      <w:r>
+        <w:rPr>
+          <w:lang w:val="hi_IN" w:bidi="hi_IN"/>
+        </w:rPr>
+        <w:t>यशा 45:14</w:t>
+      </w:r>
       <w:r>
         <w:rPr>
           <w:lang w:val="hi_IN" w:bidi="hi_IN"/>
         </w:rPr>
         <w:t xml:space="preserve">; </w:t>
       </w:r>
-      <w:hyperlink r:id="rId31">
-        <w:r>
-          <w:rPr>
-            <w:lang w:val="hi_IN" w:bidi="hi_IN"/>
-          </w:rPr>
-          <w:rPr>
-            <w:color w:val="0000EE"/>
-            <w:u w:val="single"/>
-          </w:rPr>
-          <w:t>योएल 3:8</w:t>
-        </w:r>
-      </w:hyperlink>
+      <w:r>
+        <w:rPr>
+          <w:lang w:val="hi_IN" w:bidi="hi_IN"/>
+        </w:rPr>
+        <w:t>योएल 3:8</w:t>
+      </w:r>
       <w:r>
         <w:rPr>
           <w:lang w:val="hi_IN" w:bidi="hi_IN"/>
@@ -626,180 +512,120 @@
         </w:rPr>
         <w:t xml:space="preserve"> कहा जाता था, जिसका उपयोग कुलपतियों के युग में किया जाता था (देखें </w:t>
       </w:r>
-      <w:hyperlink r:id="rId32">
-        <w:r>
-          <w:rPr>
-            <w:lang w:val="hi_IN" w:bidi="hi_IN"/>
-          </w:rPr>
-          <w:rPr>
-            <w:color w:val="0000EE"/>
-            <w:u w:val="single"/>
-          </w:rPr>
-          <w:t>42:11</w:t>
-        </w:r>
-      </w:hyperlink>
+      <w:r>
+        <w:rPr>
+          <w:lang w:val="hi_IN" w:bidi="hi_IN"/>
+        </w:rPr>
+        <w:t>42:11</w:t>
+      </w:r>
       <w:r>
         <w:rPr>
           <w:lang w:val="hi_IN" w:bidi="hi_IN"/>
         </w:rPr>
         <w:t xml:space="preserve">; </w:t>
       </w:r>
-      <w:hyperlink r:id="rId33">
-        <w:r>
-          <w:rPr>
-            <w:lang w:val="hi_IN" w:bidi="hi_IN"/>
-          </w:rPr>
-          <w:rPr>
-            <w:color w:val="0000EE"/>
-            <w:u w:val="single"/>
-          </w:rPr>
-          <w:t>उत 33:19</w:t>
-        </w:r>
-      </w:hyperlink>
+      <w:r>
+        <w:rPr>
+          <w:lang w:val="hi_IN" w:bidi="hi_IN"/>
+        </w:rPr>
+        <w:t>उत 33:19</w:t>
+      </w:r>
       <w:r>
         <w:rPr>
           <w:lang w:val="hi_IN" w:bidi="hi_IN"/>
         </w:rPr>
         <w:t xml:space="preserve">; </w:t>
       </w:r>
-      <w:hyperlink r:id="rId34">
-        <w:r>
-          <w:rPr>
-            <w:lang w:val="hi_IN" w:bidi="hi_IN"/>
-          </w:rPr>
-          <w:rPr>
-            <w:color w:val="0000EE"/>
-            <w:u w:val="single"/>
-          </w:rPr>
-          <w:t>यहो 24:32</w:t>
-        </w:r>
-      </w:hyperlink>
+      <w:r>
+        <w:rPr>
+          <w:lang w:val="hi_IN" w:bidi="hi_IN"/>
+        </w:rPr>
+        <w:t>यहो 24:32</w:t>
+      </w:r>
       <w:r>
         <w:rPr>
           <w:lang w:val="hi_IN" w:bidi="hi_IN"/>
         </w:rPr>
         <w:t>)। केवल वह लोग जो जलप्रलय से पहले रहते थे (</w:t>
       </w:r>
-      <w:hyperlink r:id="rId35">
-        <w:r>
-          <w:rPr>
-            <w:lang w:val="hi_IN" w:bidi="hi_IN"/>
-          </w:rPr>
-          <w:rPr>
-            <w:color w:val="0000EE"/>
-            <w:u w:val="single"/>
-          </w:rPr>
-          <w:t>उत 1–6</w:t>
-        </w:r>
-      </w:hyperlink>
+      <w:r>
+        <w:rPr>
+          <w:lang w:val="hi_IN" w:bidi="hi_IN"/>
+        </w:rPr>
+        <w:t>उत 1–6</w:t>
+      </w:r>
       <w:r>
         <w:rPr>
           <w:lang w:val="hi_IN" w:bidi="hi_IN"/>
         </w:rPr>
         <w:t xml:space="preserve">), और कुलपतियों (अब्राहम, इसहाक, और याकूब) ने अय्यूब जितना या उससे लंबा जीवन जिया था (देखें </w:t>
       </w:r>
-      <w:hyperlink r:id="rId36">
-        <w:r>
-          <w:rPr>
-            <w:lang w:val="hi_IN" w:bidi="hi_IN"/>
-          </w:rPr>
-          <w:rPr>
-            <w:color w:val="0000EE"/>
-            <w:u w:val="single"/>
-          </w:rPr>
-          <w:t>42:16</w:t>
-        </w:r>
-      </w:hyperlink>
+      <w:r>
+        <w:rPr>
+          <w:lang w:val="hi_IN" w:bidi="hi_IN"/>
+        </w:rPr>
+        <w:t>42:16</w:t>
+      </w:r>
       <w:r>
         <w:rPr>
           <w:lang w:val="hi_IN" w:bidi="hi_IN"/>
         </w:rPr>
         <w:t xml:space="preserve">; </w:t>
       </w:r>
-      <w:hyperlink r:id="rId37">
-        <w:r>
-          <w:rPr>
-            <w:lang w:val="hi_IN" w:bidi="hi_IN"/>
-          </w:rPr>
-          <w:rPr>
-            <w:color w:val="0000EE"/>
-            <w:u w:val="single"/>
-          </w:rPr>
-          <w:t>उत 5:3–32</w:t>
-        </w:r>
-      </w:hyperlink>
+      <w:r>
+        <w:rPr>
+          <w:lang w:val="hi_IN" w:bidi="hi_IN"/>
+        </w:rPr>
+        <w:t>उत 5:3–32</w:t>
+      </w:r>
       <w:r>
         <w:rPr>
           <w:lang w:val="hi_IN" w:bidi="hi_IN"/>
         </w:rPr>
         <w:t xml:space="preserve">; </w:t>
       </w:r>
-      <w:hyperlink r:id="rId38">
-        <w:r>
-          <w:rPr>
-            <w:lang w:val="hi_IN" w:bidi="hi_IN"/>
-          </w:rPr>
-          <w:rPr>
-            <w:color w:val="0000EE"/>
-            <w:u w:val="single"/>
-          </w:rPr>
-          <w:t>25:7</w:t>
-        </w:r>
-      </w:hyperlink>
+      <w:r>
+        <w:rPr>
+          <w:lang w:val="hi_IN" w:bidi="hi_IN"/>
+        </w:rPr>
+        <w:t>25:7</w:t>
+      </w:r>
       <w:r>
         <w:rPr>
           <w:lang w:val="hi_IN" w:bidi="hi_IN"/>
         </w:rPr>
         <w:t xml:space="preserve">; </w:t>
       </w:r>
-      <w:hyperlink r:id="rId39">
-        <w:r>
-          <w:rPr>
-            <w:lang w:val="hi_IN" w:bidi="hi_IN"/>
-          </w:rPr>
-          <w:rPr>
-            <w:color w:val="0000EE"/>
-            <w:u w:val="single"/>
-          </w:rPr>
-          <w:t>35:28</w:t>
-        </w:r>
-      </w:hyperlink>
+      <w:r>
+        <w:rPr>
+          <w:lang w:val="hi_IN" w:bidi="hi_IN"/>
+        </w:rPr>
+        <w:t>35:28</w:t>
+      </w:r>
       <w:r>
         <w:rPr>
           <w:lang w:val="hi_IN" w:bidi="hi_IN"/>
         </w:rPr>
         <w:t xml:space="preserve">; </w:t>
       </w:r>
-      <w:hyperlink r:id="rId40">
-        <w:r>
-          <w:rPr>
-            <w:lang w:val="hi_IN" w:bidi="hi_IN"/>
-          </w:rPr>
-          <w:rPr>
-            <w:color w:val="0000EE"/>
-            <w:u w:val="single"/>
-          </w:rPr>
-          <w:t>47:28</w:t>
-        </w:r>
-      </w:hyperlink>
+      <w:r>
+        <w:rPr>
+          <w:lang w:val="hi_IN" w:bidi="hi_IN"/>
+        </w:rPr>
+        <w:t>47:28</w:t>
+      </w:r>
       <w:r>
         <w:rPr>
           <w:lang w:val="hi_IN" w:bidi="hi_IN"/>
         </w:rPr>
         <w:t xml:space="preserve">; </w:t>
       </w:r>
-      <w:hyperlink r:id="rId41">
-        <w:r>
-          <w:rPr>
-            <w:lang w:val="hi_IN" w:bidi="hi_IN"/>
-          </w:rPr>
-          <w:rPr>
-            <w:color w:val="0000EE"/>
-            <w:u w:val="single"/>
-          </w:rPr>
-          <w:t>50:26</w:t>
-        </w:r>
-      </w:hyperlink>
+      <w:r>
+        <w:rPr>
+          <w:lang w:val="hi_IN" w:bidi="hi_IN"/>
+        </w:rPr>
+        <w:t>50:26</w:t>
+      </w:r>
       <w:r>
         <w:rPr>
           <w:lang w:val="hi_IN" w:bidi="hi_IN"/>
@@ -831,72 +657,48 @@
         </w:rPr>
         <w:t>अय्यूब की पुस्तक का गद्य परिचय (</w:t>
       </w:r>
-      <w:hyperlink r:id="rId42">
-        <w:r>
-          <w:rPr>
-            <w:lang w:val="hi_IN" w:bidi="hi_IN"/>
-          </w:rPr>
-          <w:rPr>
-            <w:color w:val="0000EE"/>
-            <w:u w:val="single"/>
-          </w:rPr>
-          <w:t>अध्याय 1–2</w:t>
-        </w:r>
-      </w:hyperlink>
+      <w:r>
+        <w:rPr>
+          <w:lang w:val="hi_IN" w:bidi="hi_IN"/>
+        </w:rPr>
+        <w:t>अध्याय 1–2</w:t>
+      </w:r>
       <w:r>
         <w:rPr>
           <w:lang w:val="hi_IN" w:bidi="hi_IN"/>
         </w:rPr>
         <w:t>) अय्यूब के कष्ट पर स्वर्ग का दृष्टिकोण प्रदान करता है और अधिकांश लेखन में दिए गए मानव संवाद का संदर्भ स्थापित करता है। अय्यूब एक धर्मी मनुष्य था, जिसकी परीक्षा लेने की अनुमति परमेश्वर ने शैतान को दी थी। स्वर्गीय न्यायालय में शैतान ने तर्क दिया कि यदि परमेश्वर अय्यूब से अपने आशीष हटा लें, तो वह “निश्चय ही तेरे मुंह पर तेरी निन्दा करेगा” (</w:t>
       </w:r>
-      <w:hyperlink r:id="rId43">
-        <w:r>
-          <w:rPr>
-            <w:lang w:val="hi_IN" w:bidi="hi_IN"/>
-          </w:rPr>
-          <w:rPr>
-            <w:color w:val="0000EE"/>
-            <w:u w:val="single"/>
-          </w:rPr>
-          <w:t>1:11</w:t>
-        </w:r>
-      </w:hyperlink>
+      <w:r>
+        <w:rPr>
+          <w:lang w:val="hi_IN" w:bidi="hi_IN"/>
+        </w:rPr>
+        <w:t>1:11</w:t>
+      </w:r>
       <w:r>
         <w:rPr>
           <w:lang w:val="hi_IN" w:bidi="hi_IN"/>
         </w:rPr>
         <w:t>)। इसके बजाय, अय्यूब ने प्रतिक्रिया दी "यहोवा का नाम धन्य है!" (</w:t>
       </w:r>
-      <w:hyperlink r:id="rId44">
-        <w:r>
-          <w:rPr>
-            <w:lang w:val="hi_IN" w:bidi="hi_IN"/>
-          </w:rPr>
-          <w:rPr>
-            <w:color w:val="0000EE"/>
-            <w:u w:val="single"/>
-          </w:rPr>
-          <w:t>1:21</w:t>
-        </w:r>
-      </w:hyperlink>
+      <w:r>
+        <w:rPr>
+          <w:lang w:val="hi_IN" w:bidi="hi_IN"/>
+        </w:rPr>
+        <w:t>1:21</w:t>
+      </w:r>
       <w:r>
         <w:rPr>
           <w:lang w:val="hi_IN" w:bidi="hi_IN"/>
         </w:rPr>
         <w:t>), और, "क्या हम जो परमेश्वर के हाथ से सुख लेते हैं, दुःख न लें?" (</w:t>
       </w:r>
-      <w:hyperlink r:id="rId45">
-        <w:r>
-          <w:rPr>
-            <w:lang w:val="hi_IN" w:bidi="hi_IN"/>
-          </w:rPr>
-          <w:rPr>
-            <w:color w:val="0000EE"/>
-            <w:u w:val="single"/>
-          </w:rPr>
-          <w:t>2:10</w:t>
-        </w:r>
-      </w:hyperlink>
+      <w:r>
+        <w:rPr>
+          <w:lang w:val="hi_IN" w:bidi="hi_IN"/>
+        </w:rPr>
+        <w:t>2:10</w:t>
+      </w:r>
       <w:r>
         <w:rPr>
           <w:lang w:val="hi_IN" w:bidi="hi_IN"/>
@@ -917,54 +719,36 @@
         </w:rPr>
         <w:t>पाठक फिर स्वर्ग के न्यायालय से निकल कर मनुष्य की परिषद में प्रवेश करता है जहां अय्यूब के तीन मित्र उसके प्रति सहानुभूति प्रगट करने आते हैं। उनका सात दिन का मौन जागरण स्पष्ट रूप से अय्यूब को सांत्वना देने का एक वास्तविक प्रयास है (</w:t>
       </w:r>
-      <w:hyperlink r:id="rId46">
-        <w:r>
-          <w:rPr>
-            <w:lang w:val="hi_IN" w:bidi="hi_IN"/>
-          </w:rPr>
-          <w:rPr>
-            <w:color w:val="0000EE"/>
-            <w:u w:val="single"/>
-          </w:rPr>
-          <w:t>2:11–13</w:t>
-        </w:r>
-      </w:hyperlink>
+      <w:r>
+        <w:rPr>
+          <w:lang w:val="hi_IN" w:bidi="hi_IN"/>
+        </w:rPr>
+        <w:t>2:11–13</w:t>
+      </w:r>
       <w:r>
         <w:rPr>
           <w:lang w:val="hi_IN" w:bidi="hi_IN"/>
         </w:rPr>
         <w:t>)। हालांकि, जब अय्यूब अपना मौन एक कटु शिकायत के साथ तोड़ता है (</w:t>
       </w:r>
-      <w:hyperlink r:id="rId47">
-        <w:r>
-          <w:rPr>
-            <w:lang w:val="hi_IN" w:bidi="hi_IN"/>
-          </w:rPr>
-          <w:rPr>
-            <w:color w:val="0000EE"/>
-            <w:u w:val="single"/>
-          </w:rPr>
-          <w:t>अध्याय 3</w:t>
-        </w:r>
-      </w:hyperlink>
+      <w:r>
+        <w:rPr>
+          <w:lang w:val="hi_IN" w:bidi="hi_IN"/>
+        </w:rPr>
+        <w:t>अध्याय 3</w:t>
+      </w:r>
       <w:r>
         <w:rPr>
           <w:lang w:val="hi_IN" w:bidi="hi_IN"/>
         </w:rPr>
         <w:t>), तो उसके सलाहकार उसकी आलोचना करना और उसे दोषी ठहराना शुरू कर देते हैं। बहस के तीन दौरों में (</w:t>
       </w:r>
-      <w:hyperlink r:id="rId48">
-        <w:r>
-          <w:rPr>
-            <w:lang w:val="hi_IN" w:bidi="hi_IN"/>
-          </w:rPr>
-          <w:rPr>
-            <w:color w:val="0000EE"/>
-            <w:u w:val="single"/>
-          </w:rPr>
-          <w:t>अध्याय 4–27</w:t>
-        </w:r>
-      </w:hyperlink>
+      <w:r>
+        <w:rPr>
+          <w:lang w:val="hi_IN" w:bidi="hi_IN"/>
+        </w:rPr>
+        <w:t>अध्याय 4–27</w:t>
+      </w:r>
       <w:r>
         <w:rPr>
           <w:lang w:val="hi_IN" w:bidi="hi_IN"/>
@@ -985,108 +769,72 @@
         </w:rPr>
         <w:t xml:space="preserve">अय्यूब और उसके मित्रों के बीच संवाद के तीन दौरों के बाद, एक काव्यात्मक अंतराल के द्वारा ज्ञान के एकमात्र स्रोत के रूप में परमेश्वर की स्तुति की गई है (अध्याय </w:t>
       </w:r>
-      <w:hyperlink r:id="rId49">
-        <w:r>
-          <w:rPr>
-            <w:lang w:val="hi_IN" w:bidi="hi_IN"/>
-          </w:rPr>
-          <w:rPr>
-            <w:color w:val="0000EE"/>
-            <w:u w:val="single"/>
-          </w:rPr>
-          <w:t>28</w:t>
-        </w:r>
-      </w:hyperlink>
+      <w:r>
+        <w:rPr>
+          <w:lang w:val="hi_IN" w:bidi="hi_IN"/>
+        </w:rPr>
+        <w:t>28</w:t>
+      </w:r>
       <w:r>
         <w:rPr>
           <w:lang w:val="hi_IN" w:bidi="hi_IN"/>
         </w:rPr>
         <w:t>)। अय्यूब जब अपने दुःख और धार्मिकता के बारे में अपना अंतिम कथन कहता है (</w:t>
       </w:r>
-      <w:hyperlink r:id="rId50">
-        <w:r>
-          <w:rPr>
-            <w:lang w:val="hi_IN" w:bidi="hi_IN"/>
-          </w:rPr>
-          <w:rPr>
-            <w:color w:val="0000EE"/>
-            <w:u w:val="single"/>
-          </w:rPr>
-          <w:t>अध्याय 29–31</w:t>
-        </w:r>
-      </w:hyperlink>
+      <w:r>
+        <w:rPr>
+          <w:lang w:val="hi_IN" w:bidi="hi_IN"/>
+        </w:rPr>
+        <w:t>अध्याय 29–31</w:t>
+      </w:r>
       <w:r>
         <w:rPr>
           <w:lang w:val="hi_IN" w:bidi="hi_IN"/>
         </w:rPr>
         <w:t>), उसके तीनों मित्र उसका साथ छोड़ देते हैं (</w:t>
       </w:r>
-      <w:hyperlink r:id="rId51">
-        <w:r>
-          <w:rPr>
-            <w:lang w:val="hi_IN" w:bidi="hi_IN"/>
-          </w:rPr>
-          <w:rPr>
-            <w:color w:val="0000EE"/>
-            <w:u w:val="single"/>
-          </w:rPr>
-          <w:t>32:1</w:t>
-        </w:r>
-      </w:hyperlink>
+      <w:r>
+        <w:rPr>
+          <w:lang w:val="hi_IN" w:bidi="hi_IN"/>
+        </w:rPr>
+        <w:t>32:1</w:t>
+      </w:r>
       <w:r>
         <w:rPr>
           <w:lang w:val="hi_IN" w:bidi="hi_IN"/>
         </w:rPr>
         <w:t xml:space="preserve">)। फिर एलीहू, एक नई वाणी, अय्यूब के कष्ट को समझाने के लिए मनुष्य के संघर्ष का नवीकरण करता है (अध्याय </w:t>
       </w:r>
-      <w:hyperlink r:id="rId52">
-        <w:r>
-          <w:rPr>
-            <w:lang w:val="hi_IN" w:bidi="hi_IN"/>
-          </w:rPr>
-          <w:rPr>
-            <w:color w:val="0000EE"/>
-            <w:u w:val="single"/>
-          </w:rPr>
-          <w:t>32–37</w:t>
-        </w:r>
-      </w:hyperlink>
+      <w:r>
+        <w:rPr>
+          <w:lang w:val="hi_IN" w:bidi="hi_IN"/>
+        </w:rPr>
+        <w:t>32–37</w:t>
+      </w:r>
       <w:r>
         <w:rPr>
           <w:lang w:val="hi_IN" w:bidi="hi_IN"/>
         </w:rPr>
         <w:t xml:space="preserve">)। अंत में, परमेश्वर अय्यूब को चुनौती देने के लिए आते हैं (अध्याय </w:t>
       </w:r>
-      <w:hyperlink r:id="rId53">
-        <w:r>
-          <w:rPr>
-            <w:lang w:val="hi_IN" w:bidi="hi_IN"/>
-          </w:rPr>
-          <w:rPr>
-            <w:color w:val="0000EE"/>
-            <w:u w:val="single"/>
-          </w:rPr>
-          <w:t>38–41</w:t>
-        </w:r>
-      </w:hyperlink>
+      <w:r>
+        <w:rPr>
+          <w:lang w:val="hi_IN" w:bidi="hi_IN"/>
+        </w:rPr>
+        <w:t>38–41</w:t>
+      </w:r>
       <w:r>
         <w:rPr>
           <w:lang w:val="hi_IN" w:bidi="hi_IN"/>
         </w:rPr>
         <w:t>)। अय्यूब की बात सुनने के बजाय, परमेश्वर उत्तर मांगते हुए ऐसे प्रश्न पूछते हैं जो उनकी शक्ति और संप्रभुता को दर्शाते हैं। अय्यूब प्रतिक्रिया में मन फिराता है और स्वीकार करता है कि उसके पास परमेश्वर से प्रश्न करने का अधिकार नहीं है (</w:t>
       </w:r>
-      <w:hyperlink r:id="rId54">
-        <w:r>
-          <w:rPr>
-            <w:lang w:val="hi_IN" w:bidi="hi_IN"/>
-          </w:rPr>
-          <w:rPr>
-            <w:color w:val="0000EE"/>
-            <w:u w:val="single"/>
-          </w:rPr>
-          <w:t>42:1–6</w:t>
-        </w:r>
-      </w:hyperlink>
+      <w:r>
+        <w:rPr>
+          <w:lang w:val="hi_IN" w:bidi="hi_IN"/>
+        </w:rPr>
+        <w:t>42:1–6</w:t>
+      </w:r>
       <w:r>
         <w:rPr>
           <w:lang w:val="hi_IN" w:bidi="hi_IN"/>
@@ -1107,18 +855,12 @@
         </w:rPr>
         <w:t>अंतिम गद्य खंड में (</w:t>
       </w:r>
-      <w:hyperlink r:id="rId55">
-        <w:r>
-          <w:rPr>
-            <w:lang w:val="hi_IN" w:bidi="hi_IN"/>
-          </w:rPr>
-          <w:rPr>
-            <w:color w:val="0000EE"/>
-            <w:u w:val="single"/>
-          </w:rPr>
-          <w:t>42:7–17</w:t>
-        </w:r>
-      </w:hyperlink>
+      <w:r>
+        <w:rPr>
+          <w:lang w:val="hi_IN" w:bidi="hi_IN"/>
+        </w:rPr>
+        <w:t>42:7–17</w:t>
+      </w:r>
       <w:r>
         <w:rPr>
           <w:lang w:val="hi_IN" w:bidi="hi_IN"/>
@@ -1150,126 +892,84 @@
         </w:rPr>
         <w:t xml:space="preserve">पुस्तक के आरम्भ में स्वर्गीय परिदृश्य और इसके समापन पर अलौकिक का प्रगट होना आधुनिक पाठक को अय्यूब की पुस्तक को एक काल्पनिक दृष्टांत के रूप में देखने के लिए प्रेरित कर सकता है। काव्यात्मक संवाद भी यह संकेत देते हैं कि यह केवल एक शुष्क ऐतिहासिक अभिलेख से कहीं अधिक है। इतिहास का वर्णन कविता की उड़ानों में भी उतने ही अच्छे से किया जा सकता है, जितना कि विस्तृत आख्यान में (तुलना करें </w:t>
       </w:r>
-      <w:hyperlink r:id="rId56">
-        <w:r>
-          <w:rPr>
-            <w:lang w:val="hi_IN" w:bidi="hi_IN"/>
-          </w:rPr>
-          <w:rPr>
-            <w:color w:val="0000EE"/>
-            <w:u w:val="single"/>
-          </w:rPr>
-          <w:t>निर्ग 14:21–31</w:t>
-        </w:r>
-      </w:hyperlink>
+      <w:r>
+        <w:rPr>
+          <w:lang w:val="hi_IN" w:bidi="hi_IN"/>
+        </w:rPr>
+        <w:t>निर्ग 14:21–31</w:t>
+      </w:r>
       <w:r>
         <w:rPr>
           <w:lang w:val="hi_IN" w:bidi="hi_IN"/>
         </w:rPr>
         <w:t xml:space="preserve">; </w:t>
       </w:r>
-      <w:hyperlink r:id="rId57">
-        <w:r>
-          <w:rPr>
-            <w:lang w:val="hi_IN" w:bidi="hi_IN"/>
-          </w:rPr>
-          <w:rPr>
-            <w:color w:val="0000EE"/>
-            <w:u w:val="single"/>
-          </w:rPr>
-          <w:t>15:1–12</w:t>
-        </w:r>
-      </w:hyperlink>
+      <w:r>
+        <w:rPr>
+          <w:lang w:val="hi_IN" w:bidi="hi_IN"/>
+        </w:rPr>
+        <w:t>15:1–12</w:t>
+      </w:r>
       <w:r>
         <w:rPr>
           <w:lang w:val="hi_IN" w:bidi="hi_IN"/>
         </w:rPr>
         <w:t xml:space="preserve">; </w:t>
       </w:r>
-      <w:hyperlink r:id="rId58">
-        <w:r>
-          <w:rPr>
-            <w:lang w:val="hi_IN" w:bidi="hi_IN"/>
-          </w:rPr>
-          <w:rPr>
-            <w:color w:val="0000EE"/>
-            <w:u w:val="single"/>
-          </w:rPr>
-          <w:t>भज 78</w:t>
-        </w:r>
-      </w:hyperlink>
+      <w:r>
+        <w:rPr>
+          <w:lang w:val="hi_IN" w:bidi="hi_IN"/>
+        </w:rPr>
+        <w:t>भज 78</w:t>
+      </w:r>
       <w:r>
         <w:rPr>
           <w:lang w:val="hi_IN" w:bidi="hi_IN"/>
         </w:rPr>
         <w:t xml:space="preserve">; </w:t>
       </w:r>
-      <w:hyperlink r:id="rId59">
-        <w:r>
-          <w:rPr>
-            <w:lang w:val="hi_IN" w:bidi="hi_IN"/>
-          </w:rPr>
-          <w:rPr>
-            <w:color w:val="0000EE"/>
-            <w:u w:val="single"/>
-          </w:rPr>
-          <w:t>105</w:t>
-        </w:r>
-      </w:hyperlink>
+      <w:r>
+        <w:rPr>
+          <w:lang w:val="hi_IN" w:bidi="hi_IN"/>
+        </w:rPr>
+        <w:t>105</w:t>
+      </w:r>
       <w:r>
         <w:rPr>
           <w:lang w:val="hi_IN" w:bidi="hi_IN"/>
         </w:rPr>
         <w:t>)। बाइबिल के अन्य अभिलेख यह संकेत देते हैं कि अय्यूब का विवरण ऐतिहासिक है। यहेजकेल और याकूब दोनों ने अय्यूब को धार्मिकता और सहनशीलता का उदाहरण बताया (</w:t>
       </w:r>
-      <w:hyperlink r:id="rId60">
-        <w:r>
-          <w:rPr>
-            <w:lang w:val="hi_IN" w:bidi="hi_IN"/>
-          </w:rPr>
-          <w:rPr>
-            <w:color w:val="0000EE"/>
-            <w:u w:val="single"/>
-          </w:rPr>
-          <w:t>यहेज 14:14</w:t>
-        </w:r>
-      </w:hyperlink>
+      <w:r>
+        <w:rPr>
+          <w:lang w:val="hi_IN" w:bidi="hi_IN"/>
+        </w:rPr>
+        <w:t>यहेज 14:14</w:t>
+      </w:r>
       <w:r>
         <w:rPr>
           <w:lang w:val="hi_IN" w:bidi="hi_IN"/>
         </w:rPr>
         <w:t xml:space="preserve">, </w:t>
       </w:r>
-      <w:hyperlink r:id="rId61">
-        <w:r>
-          <w:rPr>
-            <w:lang w:val="hi_IN" w:bidi="hi_IN"/>
-          </w:rPr>
-          <w:rPr>
-            <w:color w:val="0000EE"/>
-            <w:u w:val="single"/>
-          </w:rPr>
-          <w:t>20</w:t>
-        </w:r>
-      </w:hyperlink>
+      <w:r>
+        <w:rPr>
+          <w:lang w:val="hi_IN" w:bidi="hi_IN"/>
+        </w:rPr>
+        <w:t>20</w:t>
+      </w:r>
       <w:r>
         <w:rPr>
           <w:lang w:val="hi_IN" w:bidi="hi_IN"/>
         </w:rPr>
         <w:t xml:space="preserve">; </w:t>
       </w:r>
-      <w:hyperlink r:id="rId62">
-        <w:r>
-          <w:rPr>
-            <w:lang w:val="hi_IN" w:bidi="hi_IN"/>
-          </w:rPr>
-          <w:rPr>
-            <w:color w:val="0000EE"/>
-            <w:u w:val="single"/>
-          </w:rPr>
-          <w:t>याकू 5:11</w:t>
-        </w:r>
-      </w:hyperlink>
+      <w:r>
+        <w:rPr>
+          <w:lang w:val="hi_IN" w:bidi="hi_IN"/>
+        </w:rPr>
+        <w:t>याकू 5:11</w:t>
+      </w:r>
       <w:r>
         <w:rPr>
           <w:lang w:val="hi_IN" w:bidi="hi_IN"/>
@@ -1301,90 +1001,60 @@
         </w:rPr>
         <w:t>अय्यूब का लेखकत्व और रचना एक पहेली है। हालांकि इस कहानी में कुलपतियों के युग की पृष्ठभूमि है (लगभग 2000 ई.पू.), लेकिन इसकी रचना की तिथि बहुत बाद की प्रतीत होती है। टिप्पणीकारों ने ऐसी तिथियाँ सुझाई हैं जो इस्राएल के जंगल में भटकने के युग (</w:t>
       </w:r>
-      <w:hyperlink r:id="rId63">
-        <w:r>
-          <w:rPr>
-            <w:lang w:val="hi_IN" w:bidi="hi_IN"/>
-          </w:rPr>
-          <w:rPr>
-            <w:color w:val="0000EE"/>
-            <w:u w:val="single"/>
-          </w:rPr>
-          <w:t>निर्गमन—गिनती</w:t>
-        </w:r>
-      </w:hyperlink>
+      <w:r>
+        <w:rPr>
+          <w:lang w:val="hi_IN" w:bidi="hi_IN"/>
+        </w:rPr>
+        <w:t>निर्गमन—गिनती</w:t>
+      </w:r>
       <w:r>
         <w:rPr>
           <w:lang w:val="hi_IN" w:bidi="hi_IN"/>
         </w:rPr>
         <w:t>) से लेकर बँधुआई से लौटने के बाद के युग (</w:t>
       </w:r>
-      <w:hyperlink r:id="rId64">
-        <w:r>
-          <w:rPr>
-            <w:lang w:val="hi_IN" w:bidi="hi_IN"/>
-          </w:rPr>
-          <w:rPr>
-            <w:color w:val="0000EE"/>
-            <w:u w:val="single"/>
-          </w:rPr>
-          <w:t>एज्रा—नहेमायाह</w:t>
-        </w:r>
-      </w:hyperlink>
+      <w:r>
+        <w:rPr>
+          <w:lang w:val="hi_IN" w:bidi="hi_IN"/>
+        </w:rPr>
+        <w:t>एज्रा—नहेमायाह</w:t>
+      </w:r>
       <w:r>
         <w:rPr>
           <w:lang w:val="hi_IN" w:bidi="hi_IN"/>
         </w:rPr>
         <w:t>) तक फैली हुई हैं। अय्यूब की अंतिम रचना संभवत: राजतंत्र के दौरान हुई थी (</w:t>
       </w:r>
-      <w:hyperlink r:id="rId65">
-        <w:r>
-          <w:rPr>
-            <w:lang w:val="hi_IN" w:bidi="hi_IN"/>
-          </w:rPr>
-          <w:rPr>
-            <w:color w:val="0000EE"/>
-            <w:u w:val="single"/>
-          </w:rPr>
-          <w:t>1–2 राजाओं</w:t>
-        </w:r>
-      </w:hyperlink>
+      <w:r>
+        <w:rPr>
+          <w:lang w:val="hi_IN" w:bidi="hi_IN"/>
+        </w:rPr>
+        <w:t>1–2 राजाओं</w:t>
+      </w:r>
       <w:r>
         <w:rPr>
           <w:lang w:val="hi_IN" w:bidi="hi_IN"/>
         </w:rPr>
         <w:t xml:space="preserve">), जब </w:t>
       </w:r>
-      <w:hyperlink r:id="rId66">
-        <w:r>
-          <w:rPr>
-            <w:lang w:val="hi_IN" w:bidi="hi_IN"/>
-          </w:rPr>
-          <w:rPr>
-            <w:color w:val="0000EE"/>
-            <w:u w:val="single"/>
-          </w:rPr>
-          <w:t>नीतिवचन</w:t>
-        </w:r>
-      </w:hyperlink>
+      <w:r>
+        <w:rPr>
+          <w:lang w:val="hi_IN" w:bidi="hi_IN"/>
+        </w:rPr>
+        <w:t>नीतिवचन</w:t>
+      </w:r>
       <w:r>
         <w:rPr>
           <w:lang w:val="hi_IN" w:bidi="hi_IN"/>
         </w:rPr>
         <w:t xml:space="preserve"> और </w:t>
       </w:r>
-      <w:hyperlink r:id="rId67">
-        <w:r>
-          <w:rPr>
-            <w:lang w:val="hi_IN" w:bidi="hi_IN"/>
-          </w:rPr>
-          <w:rPr>
-            <w:color w:val="0000EE"/>
-            <w:u w:val="single"/>
-          </w:rPr>
-          <w:t>सभोपदेशक</w:t>
-        </w:r>
-      </w:hyperlink>
+      <w:r>
+        <w:rPr>
+          <w:lang w:val="hi_IN" w:bidi="hi_IN"/>
+        </w:rPr>
+        <w:t>सभोपदेशक</w:t>
+      </w:r>
       <w:r>
         <w:rPr>
           <w:lang w:val="hi_IN" w:bidi="hi_IN"/>
@@ -1405,54 +1075,36 @@
         </w:rPr>
         <w:t xml:space="preserve">यदि हम यह स्वीकार कर लें कि अय्यूब एक ऐतिहासिक चरित्र था, तो भी हमें यह नहीं पता कि इसका लेखक कौन था, वह कहां रहता था, या फिर वह समाज के किस स्तर से था। लेखक एक ऐसा विद्वान प्रतीत होता है जो कहावतों (उदाहरण </w:t>
       </w:r>
-      <w:hyperlink r:id="rId68">
-        <w:r>
-          <w:rPr>
-            <w:lang w:val="hi_IN" w:bidi="hi_IN"/>
-          </w:rPr>
-          <w:rPr>
-            <w:color w:val="0000EE"/>
-            <w:u w:val="single"/>
-          </w:rPr>
-          <w:t>4:2</w:t>
-        </w:r>
-      </w:hyperlink>
+      <w:r>
+        <w:rPr>
+          <w:lang w:val="hi_IN" w:bidi="hi_IN"/>
+        </w:rPr>
+        <w:t>4:2</w:t>
+      </w:r>
       <w:r>
         <w:rPr>
           <w:lang w:val="hi_IN" w:bidi="hi_IN"/>
         </w:rPr>
         <w:t xml:space="preserve">; </w:t>
       </w:r>
-      <w:hyperlink r:id="rId69">
-        <w:r>
-          <w:rPr>
-            <w:lang w:val="hi_IN" w:bidi="hi_IN"/>
-          </w:rPr>
-          <w:rPr>
-            <w:color w:val="0000EE"/>
-            <w:u w:val="single"/>
-          </w:rPr>
-          <w:t>6:5–6</w:t>
-        </w:r>
-      </w:hyperlink>
+      <w:r>
+        <w:rPr>
+          <w:lang w:val="hi_IN" w:bidi="hi_IN"/>
+        </w:rPr>
+        <w:t>6:5–6</w:t>
+      </w:r>
       <w:r>
         <w:rPr>
           <w:lang w:val="hi_IN" w:bidi="hi_IN"/>
         </w:rPr>
         <w:t xml:space="preserve">), अलंकारिक प्रश्नों (उदाहरण </w:t>
       </w:r>
-      <w:hyperlink r:id="rId70">
-        <w:r>
-          <w:rPr>
-            <w:lang w:val="hi_IN" w:bidi="hi_IN"/>
-          </w:rPr>
-          <w:rPr>
-            <w:color w:val="0000EE"/>
-            <w:u w:val="single"/>
-          </w:rPr>
-          <w:t>21:29</w:t>
-        </w:r>
-      </w:hyperlink>
+      <w:r>
+        <w:rPr>
+          <w:lang w:val="hi_IN" w:bidi="hi_IN"/>
+        </w:rPr>
+        <w:t>21:29</w:t>
+      </w:r>
       <w:r>
         <w:rPr>
           <w:lang w:val="hi_IN" w:bidi="hi_IN"/>
@@ -1473,72 +1125,48 @@
         </w:rPr>
         <w:t xml:space="preserve">पुस्तक को निश्चित रूप से दिनांकित नहीं किया जा सकता है (1) न पुस्तक में उल्लिखित या निहित घटनाओं या लोगों के संदर्भ से (अय्यूब का सबसे पुराना उद्धरण बँधुआई के दौरान का है, </w:t>
       </w:r>
-      <w:hyperlink r:id="rId60">
-        <w:r>
-          <w:rPr>
-            <w:lang w:val="hi_IN" w:bidi="hi_IN"/>
-          </w:rPr>
-          <w:rPr>
-            <w:color w:val="0000EE"/>
-            <w:u w:val="single"/>
-          </w:rPr>
-          <w:t>यहेजकेल 14:14</w:t>
-        </w:r>
-      </w:hyperlink>
+      <w:r>
+        <w:rPr>
+          <w:lang w:val="hi_IN" w:bidi="hi_IN"/>
+        </w:rPr>
+        <w:t>यहेजकेल 14:14</w:t>
+      </w:r>
       <w:r>
         <w:rPr>
           <w:lang w:val="hi_IN" w:bidi="hi_IN"/>
         </w:rPr>
         <w:t xml:space="preserve">, </w:t>
       </w:r>
-      <w:hyperlink r:id="rId61">
-        <w:r>
-          <w:rPr>
-            <w:lang w:val="hi_IN" w:bidi="hi_IN"/>
-          </w:rPr>
-          <w:rPr>
-            <w:color w:val="0000EE"/>
-            <w:u w:val="single"/>
-          </w:rPr>
-          <w:t>20</w:t>
-        </w:r>
-      </w:hyperlink>
+      <w:r>
+        <w:rPr>
+          <w:lang w:val="hi_IN" w:bidi="hi_IN"/>
+        </w:rPr>
+        <w:t>20</w:t>
+      </w:r>
       <w:r>
         <w:rPr>
           <w:lang w:val="hi_IN" w:bidi="hi_IN"/>
         </w:rPr>
         <w:t xml:space="preserve">); (2) न पुस्तक में वर्णित धर्मशास्त्रीय विचारों के संदर्भ से जो अलग-अलग तिथियों की ओर इशारा करते हैं; और (3) न ही पुराने नियम की अन्य विषयवस्तु के प्रति इसके पाठगत संबंध के संदर्भ से (उदाहरण के लिए, तुलना करें </w:t>
       </w:r>
-      <w:hyperlink r:id="rId71">
-        <w:r>
-          <w:rPr>
-            <w:lang w:val="hi_IN" w:bidi="hi_IN"/>
-          </w:rPr>
-          <w:rPr>
-            <w:color w:val="0000EE"/>
-            <w:u w:val="single"/>
-          </w:rPr>
-          <w:t>3:3–10</w:t>
-        </w:r>
-      </w:hyperlink>
+      <w:r>
+        <w:rPr>
+          <w:lang w:val="hi_IN" w:bidi="hi_IN"/>
+        </w:rPr>
+        <w:t>3:3–10</w:t>
+      </w:r>
       <w:r>
         <w:rPr>
           <w:lang w:val="hi_IN" w:bidi="hi_IN"/>
         </w:rPr>
         <w:t xml:space="preserve">; </w:t>
       </w:r>
-      <w:hyperlink r:id="rId72">
-        <w:r>
-          <w:rPr>
-            <w:lang w:val="hi_IN" w:bidi="hi_IN"/>
-          </w:rPr>
-          <w:rPr>
-            <w:color w:val="0000EE"/>
-            <w:u w:val="single"/>
-          </w:rPr>
-          <w:t>यिर्म 20:14–18</w:t>
-        </w:r>
-      </w:hyperlink>
+      <w:r>
+        <w:rPr>
+          <w:lang w:val="hi_IN" w:bidi="hi_IN"/>
+        </w:rPr>
+        <w:t>यिर्म 20:14–18</w:t>
+      </w:r>
       <w:r>
         <w:rPr>
           <w:lang w:val="hi_IN" w:bidi="hi_IN"/>
@@ -1673,18 +1301,12 @@
         </w:rPr>
         <w:t xml:space="preserve">बाबेल से "बबेली ईश्वरीय न्यायतंत्र" भी उसी संवाद रूप का उपयोग करता है जिसका उपयोग अय्यूब की पुस्तक में किया गया है: पीड़ित शिकायत करता है, और उसके मित्र फटकार के साथ जवाब देते हैं। दोनों पक्षों के तर्क अय्यूब में दिए गए तर्कों से उल्लेखनीय रूप से मिलते-जुलते हैं। लेकिन हम यहां महत्वपूर्ण अंतर भी देखते हैं: (1) "बबेली ईश्वरीय न्यायतंत्र" बहुदेववादी है, जबकि अय्यूब एकेश्वरवादी है; (2) इसका पीड़ित अपने विश्वास को त्यागने और आज्ञाकारिता को छोड़ने की धमकी देता है, भले ही वह अपने देवी और देवता से एक याचिका के साथ समाप्त करता है। अय्यूब प्रभु के प्रति लगातार प्रतिबद्ध बना रहता है (उदाहरण के लिए, </w:t>
       </w:r>
-      <w:hyperlink r:id="rId73">
-        <w:r>
-          <w:rPr>
-            <w:lang w:val="hi_IN" w:bidi="hi_IN"/>
-          </w:rPr>
-          <w:rPr>
-            <w:color w:val="0000EE"/>
-            <w:u w:val="single"/>
-          </w:rPr>
-          <w:t>अय्यूब 13:15–16</w:t>
-        </w:r>
-      </w:hyperlink>
+      <w:r>
+        <w:rPr>
+          <w:lang w:val="hi_IN" w:bidi="hi_IN"/>
+        </w:rPr>
+        <w:t>अय्यूब 13:15–16</w:t>
+      </w:r>
       <w:r>
         <w:rPr>
           <w:lang w:val="hi_IN" w:bidi="hi_IN"/>
@@ -1744,54 +1366,36 @@
         </w:rPr>
         <w:t xml:space="preserve">पुस्तक का केन्द्रीय संघर्ष सृष्टिकर्ता की सत्यनिष्ठा और एक मनुष्य की सत्यनिष्ठा के बीच है। स्वर्ग और पृथ्वी विरोध में प्रतीत होते हैं। अय्यूब की बेगुनाही को नकारने में अय्यूब के तीन दोस्तों के साथ खड़ा होना बहुत आसान है, क्योंकि हम विभिन्न नए नियम के अनुच्छेदों का हवाला दे सकते हैं जो इस बात से इनकार करते हैं कि कोई भी इंसान धर्मी है (उदाहरण के लिए, </w:t>
       </w:r>
-      <w:hyperlink r:id="rId74">
-        <w:r>
-          <w:rPr>
-            <w:lang w:val="hi_IN" w:bidi="hi_IN"/>
-          </w:rPr>
-          <w:rPr>
-            <w:color w:val="0000EE"/>
-            <w:u w:val="single"/>
-          </w:rPr>
-          <w:t>रोम 3:10</w:t>
-        </w:r>
-      </w:hyperlink>
+      <w:r>
+        <w:rPr>
+          <w:lang w:val="hi_IN" w:bidi="hi_IN"/>
+        </w:rPr>
+        <w:t>रोम 3:10</w:t>
+      </w:r>
       <w:r>
         <w:rPr>
           <w:lang w:val="hi_IN" w:bidi="hi_IN"/>
         </w:rPr>
         <w:t xml:space="preserve">, </w:t>
       </w:r>
-      <w:hyperlink r:id="rId75">
-        <w:r>
-          <w:rPr>
-            <w:lang w:val="hi_IN" w:bidi="hi_IN"/>
-          </w:rPr>
-          <w:rPr>
-            <w:color w:val="0000EE"/>
-            <w:u w:val="single"/>
-          </w:rPr>
-          <w:t>23</w:t>
-        </w:r>
-      </w:hyperlink>
+      <w:r>
+        <w:rPr>
+          <w:lang w:val="hi_IN" w:bidi="hi_IN"/>
+        </w:rPr>
+        <w:t>23</w:t>
+      </w:r>
       <w:r>
         <w:rPr>
           <w:lang w:val="hi_IN" w:bidi="hi_IN"/>
         </w:rPr>
         <w:t xml:space="preserve">; </w:t>
       </w:r>
-      <w:hyperlink r:id="rId76">
-        <w:r>
-          <w:rPr>
-            <w:lang w:val="hi_IN" w:bidi="hi_IN"/>
-          </w:rPr>
-          <w:rPr>
-            <w:color w:val="0000EE"/>
-            <w:u w:val="single"/>
-          </w:rPr>
-          <w:t>लूका 18:19</w:t>
-        </w:r>
-      </w:hyperlink>
+      <w:r>
+        <w:rPr>
+          <w:lang w:val="hi_IN" w:bidi="hi_IN"/>
+        </w:rPr>
+        <w:t>लूका 18:19</w:t>
+      </w:r>
       <w:r>
         <w:rPr>
           <w:lang w:val="hi_IN" w:bidi="hi_IN"/>
@@ -1825,90 +1429,60 @@
         </w:rPr>
         <w:t>यह पुस्तक पुराने नियम के इस्राएल के विश्वास की मूल प्रतिबद्धताओं के अंतर्गत काम करती है। अय्यूब और अन्य सभी वक्ता आशीष और श्राप (</w:t>
       </w:r>
-      <w:hyperlink r:id="rId77">
-        <w:r>
-          <w:rPr>
-            <w:lang w:val="hi_IN" w:bidi="hi_IN"/>
-          </w:rPr>
-          <w:rPr>
-            <w:color w:val="0000EE"/>
-            <w:u w:val="single"/>
-          </w:rPr>
-          <w:t>लैव्य 26</w:t>
-        </w:r>
-      </w:hyperlink>
+      <w:r>
+        <w:rPr>
+          <w:lang w:val="hi_IN" w:bidi="hi_IN"/>
+        </w:rPr>
+        <w:t>लैव्य 26</w:t>
+      </w:r>
       <w:r>
         <w:rPr>
           <w:lang w:val="hi_IN" w:bidi="hi_IN"/>
         </w:rPr>
         <w:t xml:space="preserve">; </w:t>
       </w:r>
-      <w:hyperlink r:id="rId78">
-        <w:r>
-          <w:rPr>
-            <w:lang w:val="hi_IN" w:bidi="hi_IN"/>
-          </w:rPr>
-          <w:rPr>
-            <w:color w:val="0000EE"/>
-            <w:u w:val="single"/>
-          </w:rPr>
-          <w:t>व्य.वि. 28</w:t>
-        </w:r>
-      </w:hyperlink>
+      <w:r>
+        <w:rPr>
+          <w:lang w:val="hi_IN" w:bidi="hi_IN"/>
+        </w:rPr>
+        <w:t>व्य.वि. 28</w:t>
+      </w:r>
       <w:r>
         <w:rPr>
           <w:lang w:val="hi_IN" w:bidi="hi_IN"/>
         </w:rPr>
         <w:t>) और इस जीवन में बोने और काटने (</w:t>
       </w:r>
-      <w:hyperlink r:id="rId79">
-        <w:r>
-          <w:rPr>
-            <w:lang w:val="hi_IN" w:bidi="hi_IN"/>
-          </w:rPr>
-          <w:rPr>
-            <w:color w:val="0000EE"/>
-            <w:u w:val="single"/>
-          </w:rPr>
-          <w:t>भज 34:11–22</w:t>
-        </w:r>
-      </w:hyperlink>
+      <w:r>
+        <w:rPr>
+          <w:lang w:val="hi_IN" w:bidi="hi_IN"/>
+        </w:rPr>
+        <w:t>भज 34:11–22</w:t>
+      </w:r>
       <w:r>
         <w:rPr>
           <w:lang w:val="hi_IN" w:bidi="hi_IN"/>
         </w:rPr>
         <w:t xml:space="preserve">; </w:t>
       </w:r>
-      <w:hyperlink r:id="rId80">
-        <w:r>
-          <w:rPr>
-            <w:lang w:val="hi_IN" w:bidi="hi_IN"/>
-          </w:rPr>
-          <w:rPr>
-            <w:color w:val="0000EE"/>
-            <w:u w:val="single"/>
-          </w:rPr>
-          <w:t>गला 6:7</w:t>
-        </w:r>
-      </w:hyperlink>
+      <w:r>
+        <w:rPr>
+          <w:lang w:val="hi_IN" w:bidi="hi_IN"/>
+        </w:rPr>
+        <w:t>गला 6:7</w:t>
+      </w:r>
       <w:r>
         <w:rPr>
           <w:lang w:val="hi_IN" w:bidi="hi_IN"/>
         </w:rPr>
         <w:t xml:space="preserve">; </w:t>
       </w:r>
-      <w:hyperlink r:id="rId81">
-        <w:r>
-          <w:rPr>
-            <w:lang w:val="hi_IN" w:bidi="hi_IN"/>
-          </w:rPr>
-          <w:rPr>
-            <w:color w:val="0000EE"/>
-            <w:u w:val="single"/>
-          </w:rPr>
-          <w:t>1 पत 3:10</w:t>
-        </w:r>
-      </w:hyperlink>
+      <w:r>
+        <w:rPr>
+          <w:lang w:val="hi_IN" w:bidi="hi_IN"/>
+        </w:rPr>
+        <w:t>1 पत 3:10</w:t>
+      </w:r>
       <w:r>
         <w:rPr>
           <w:lang w:val="hi_IN" w:bidi="hi_IN"/>
@@ -1928,198 +1502,132 @@
         </w:rPr>
         <w:t xml:space="preserve">) की समस्या के बाइबिल के रहस्योद्घाटन के दायरे से बाहर के समाधानों पर विचार भी नहीं करते (उदाहरण के लिए, पराभौतिक द्वैतवाद, बहुदेववादी तनाव या भौतिकवादी प्रकृतिवाद)। इसके बजाय, पुस्तक के वक्ता केवल बाइबिल आधारित उत्तरों की खोज करते हैं। वे पीड़ा का अर्थ इस प्रकार समझाते हैं (1) पाप का दण्ड (उदाहरण के लिए, </w:t>
       </w:r>
-      <w:hyperlink r:id="rId82">
-        <w:r>
-          <w:rPr>
-            <w:lang w:val="hi_IN" w:bidi="hi_IN"/>
-          </w:rPr>
-          <w:rPr>
-            <w:color w:val="0000EE"/>
-            <w:u w:val="single"/>
-          </w:rPr>
-          <w:t>अय्यूब 4:7–9</w:t>
-        </w:r>
-      </w:hyperlink>
+      <w:r>
+        <w:rPr>
+          <w:lang w:val="hi_IN" w:bidi="hi_IN"/>
+        </w:rPr>
+        <w:t>अय्यूब 4:7–9</w:t>
+      </w:r>
       <w:r>
         <w:rPr>
           <w:lang w:val="hi_IN" w:bidi="hi_IN"/>
         </w:rPr>
         <w:t xml:space="preserve">); (2) पाप की ओर झुकने वाले नश्वर लोगों का अनिवार्य भाग्य (उदाहरण के लिए, </w:t>
       </w:r>
-      <w:hyperlink r:id="rId83">
-        <w:r>
-          <w:rPr>
-            <w:lang w:val="hi_IN" w:bidi="hi_IN"/>
-          </w:rPr>
-          <w:rPr>
-            <w:color w:val="0000EE"/>
-            <w:u w:val="single"/>
-          </w:rPr>
-          <w:t>15:14–16</w:t>
-        </w:r>
-      </w:hyperlink>
+      <w:r>
+        <w:rPr>
+          <w:lang w:val="hi_IN" w:bidi="hi_IN"/>
+        </w:rPr>
+        <w:t>15:14–16</w:t>
+      </w:r>
       <w:r>
         <w:rPr>
           <w:lang w:val="hi_IN" w:bidi="hi_IN"/>
         </w:rPr>
         <w:t xml:space="preserve">); (3) परमेश्वर का अनुशासन ( उदाहरण के लिए </w:t>
       </w:r>
-      <w:hyperlink r:id="rId84">
-        <w:r>
-          <w:rPr>
-            <w:lang w:val="hi_IN" w:bidi="hi_IN"/>
-          </w:rPr>
-          <w:rPr>
-            <w:color w:val="0000EE"/>
-            <w:u w:val="single"/>
-          </w:rPr>
-          <w:t>5:17–18</w:t>
-        </w:r>
-      </w:hyperlink>
+      <w:r>
+        <w:rPr>
+          <w:lang w:val="hi_IN" w:bidi="hi_IN"/>
+        </w:rPr>
+        <w:t>5:17–18</w:t>
+      </w:r>
       <w:r>
         <w:rPr>
           <w:lang w:val="hi_IN" w:bidi="hi_IN"/>
         </w:rPr>
         <w:t xml:space="preserve">; </w:t>
       </w:r>
-      <w:hyperlink r:id="rId85">
-        <w:r>
-          <w:rPr>
-            <w:lang w:val="hi_IN" w:bidi="hi_IN"/>
-          </w:rPr>
-          <w:rPr>
-            <w:color w:val="0000EE"/>
-            <w:u w:val="single"/>
-          </w:rPr>
-          <w:t>33:15–28</w:t>
-        </w:r>
-      </w:hyperlink>
+      <w:r>
+        <w:rPr>
+          <w:lang w:val="hi_IN" w:bidi="hi_IN"/>
+        </w:rPr>
+        <w:t>33:15–28</w:t>
+      </w:r>
       <w:r>
         <w:rPr>
           <w:lang w:val="hi_IN" w:bidi="hi_IN"/>
         </w:rPr>
         <w:t xml:space="preserve">; </w:t>
       </w:r>
-      <w:hyperlink r:id="rId86">
-        <w:r>
-          <w:rPr>
-            <w:lang w:val="hi_IN" w:bidi="hi_IN"/>
-          </w:rPr>
-          <w:rPr>
-            <w:color w:val="0000EE"/>
-            <w:u w:val="single"/>
-          </w:rPr>
-          <w:t>36:8–15</w:t>
-        </w:r>
-      </w:hyperlink>
+      <w:r>
+        <w:rPr>
+          <w:lang w:val="hi_IN" w:bidi="hi_IN"/>
+        </w:rPr>
+        <w:t>36:8–15</w:t>
+      </w:r>
       <w:r>
         <w:rPr>
           <w:lang w:val="hi_IN" w:bidi="hi_IN"/>
         </w:rPr>
         <w:t xml:space="preserve">; </w:t>
       </w:r>
-      <w:hyperlink r:id="rId87">
-        <w:r>
-          <w:rPr>
-            <w:lang w:val="hi_IN" w:bidi="hi_IN"/>
-          </w:rPr>
-          <w:rPr>
-            <w:color w:val="0000EE"/>
-            <w:u w:val="single"/>
-          </w:rPr>
-          <w:t>नीति 3:11</w:t>
-        </w:r>
-      </w:hyperlink>
+      <w:r>
+        <w:rPr>
+          <w:lang w:val="hi_IN" w:bidi="hi_IN"/>
+        </w:rPr>
+        <w:t>नीति 3:11</w:t>
+      </w:r>
       <w:r>
         <w:rPr>
           <w:lang w:val="hi_IN" w:bidi="hi_IN"/>
         </w:rPr>
         <w:t xml:space="preserve">; </w:t>
       </w:r>
-      <w:hyperlink r:id="rId88">
-        <w:r>
-          <w:rPr>
-            <w:lang w:val="hi_IN" w:bidi="hi_IN"/>
-          </w:rPr>
-          <w:rPr>
-            <w:color w:val="0000EE"/>
-            <w:u w:val="single"/>
-          </w:rPr>
-          <w:t>इब्रा 12:2–13</w:t>
-        </w:r>
-      </w:hyperlink>
+      <w:r>
+        <w:rPr>
+          <w:lang w:val="hi_IN" w:bidi="hi_IN"/>
+        </w:rPr>
+        <w:t>इब्रा 12:2–13</w:t>
+      </w:r>
       <w:r>
         <w:rPr>
           <w:lang w:val="hi_IN" w:bidi="hi_IN"/>
         </w:rPr>
         <w:t xml:space="preserve">); (4) परमेश्वर की रहस्यमय योजना का हिस्सा (उदाहरण के लिए </w:t>
       </w:r>
-      <w:hyperlink r:id="rId89">
-        <w:r>
-          <w:rPr>
-            <w:lang w:val="hi_IN" w:bidi="hi_IN"/>
-          </w:rPr>
-          <w:rPr>
-            <w:color w:val="0000EE"/>
-            <w:u w:val="single"/>
-          </w:rPr>
-          <w:t>अय्यूब 11:7–8</w:t>
-        </w:r>
-      </w:hyperlink>
+      <w:r>
+        <w:rPr>
+          <w:lang w:val="hi_IN" w:bidi="hi_IN"/>
+        </w:rPr>
+        <w:t>अय्यूब 11:7–8</w:t>
+      </w:r>
       <w:r>
         <w:rPr>
           <w:lang w:val="hi_IN" w:bidi="hi_IN"/>
         </w:rPr>
         <w:t xml:space="preserve">; </w:t>
       </w:r>
-      <w:hyperlink r:id="rId90">
-        <w:r>
-          <w:rPr>
-            <w:lang w:val="hi_IN" w:bidi="hi_IN"/>
-          </w:rPr>
-          <w:rPr>
-            <w:color w:val="0000EE"/>
-            <w:u w:val="single"/>
-          </w:rPr>
-          <w:t>37:19</w:t>
-        </w:r>
-      </w:hyperlink>
+      <w:r>
+        <w:rPr>
+          <w:lang w:val="hi_IN" w:bidi="hi_IN"/>
+        </w:rPr>
+        <w:t>37:19</w:t>
+      </w:r>
       <w:r>
         <w:rPr>
           <w:lang w:val="hi_IN" w:bidi="hi_IN"/>
         </w:rPr>
         <w:t xml:space="preserve">, </w:t>
       </w:r>
-      <w:hyperlink r:id="rId91">
-        <w:r>
-          <w:rPr>
-            <w:lang w:val="hi_IN" w:bidi="hi_IN"/>
-          </w:rPr>
-          <w:rPr>
-            <w:color w:val="0000EE"/>
-            <w:u w:val="single"/>
-          </w:rPr>
-          <w:t>23</w:t>
-        </w:r>
-      </w:hyperlink>
+      <w:r>
+        <w:rPr>
+          <w:lang w:val="hi_IN" w:bidi="hi_IN"/>
+        </w:rPr>
+        <w:t>23</w:t>
+      </w:r>
       <w:r>
         <w:rPr>
           <w:lang w:val="hi_IN" w:bidi="hi_IN"/>
         </w:rPr>
         <w:t xml:space="preserve">); या (5) एक स्वर्गीय विवाद को सुलझाने करने के लिए पृथ्वी पर लगाया गया एक परीक्षण (उदाहरण के लिए, </w:t>
       </w:r>
-      <w:hyperlink r:id="rId92">
-        <w:r>
-          <w:rPr>
-            <w:lang w:val="hi_IN" w:bidi="hi_IN"/>
-          </w:rPr>
-          <w:rPr>
-            <w:color w:val="0000EE"/>
-            <w:u w:val="single"/>
-          </w:rPr>
-          <w:t>1:6–12</w:t>
-        </w:r>
-      </w:hyperlink>
+      <w:r>
+        <w:rPr>
+          <w:lang w:val="hi_IN" w:bidi="hi_IN"/>
+        </w:rPr>
+        <w:t>1:6–12</w:t>
+      </w:r>
       <w:r>
         <w:rPr>
           <w:lang w:val="hi_IN" w:bidi="hi_IN"/>
@@ -2168,18 +1676,12 @@
         </w:rPr>
         <w:t>इस प्रकार अय्यूब की पुस्तक परमेश्व की एक जटिल तस्वीर प्रस्तुत करती है। वह शैतान के सुझाव को खारिज कर सकते थे, उन्हें कुछ साबित करने की जरुरत नहीं थी; फिर भी उन्होंने परीक्षण की अनुमति देने का फैसला किया, अंततः अपनी शक्ति को प्रदर्शित किया और मानव अय्यूब के माध्यम से शैतान को हरा दिया। परमेश्वर ने अय्यूब को कभी नहीं बताया कि पर्दे के पीछे क्या हो रहा है। इसके बजाय, परमेश्वर अय्यूब के दैवीय न्याय की सत्यनिष्ठा पर सवाल उठाने के अधिकार को चुनौती देते हैं (</w:t>
       </w:r>
-      <w:hyperlink r:id="rId93">
-        <w:r>
-          <w:rPr>
-            <w:lang w:val="hi_IN" w:bidi="hi_IN"/>
-          </w:rPr>
-          <w:rPr>
-            <w:color w:val="0000EE"/>
-            <w:u w:val="single"/>
-          </w:rPr>
-          <w:t>40:8</w:t>
-        </w:r>
-      </w:hyperlink>
+      <w:r>
+        <w:rPr>
+          <w:lang w:val="hi_IN" w:bidi="hi_IN"/>
+        </w:rPr>
+        <w:t>40:8</w:t>
+      </w:r>
       <w:r>
         <w:rPr>
           <w:lang w:val="hi_IN" w:bidi="hi_IN"/>
@@ -2200,18 +1702,12 @@
         </w:rPr>
         <w:t>आपदाओं के दौरान जीने का तरीका केवल दृढ़ता से सहन करना नहीं है बल्कि परमेश्वर के सामने श्रद्धापूर्वक झुकना और उनकी सर्वोच्च भलाई पर भरोसा करना है। आपदा के दिन में, मनुष्य परमेश्वर की आराधना करके और उनके मार्गों की बुद्धि और न्यायसंगतता को स्वीकार करके प्रतिक्रिया दे सकता है, चाहे वह पीड़ा कितनी भी कठोर या उलझन कितनी भी गहरी हो। मनुष्य के कष्ट के लिए परमेश्वर के पवित्र उद्देश्य कभी-कभी छिपे रहते हैं। अंत में, अय्यूब अपनी पीड़ा के माध्यम से परमेश्वर के और करीब आ जाता है: "मैंने कानों से तेरा समाचार सुना था, परन्तु अब मेरी आँखें तुझे देखती हैं" (</w:t>
       </w:r>
-      <w:hyperlink r:id="rId94">
-        <w:r>
-          <w:rPr>
-            <w:lang w:val="hi_IN" w:bidi="hi_IN"/>
-          </w:rPr>
-          <w:rPr>
-            <w:color w:val="0000EE"/>
-            <w:u w:val="single"/>
-          </w:rPr>
-          <w:t>42:5</w:t>
-        </w:r>
-      </w:hyperlink>
+      <w:r>
+        <w:rPr>
+          <w:lang w:val="hi_IN" w:bidi="hi_IN"/>
+        </w:rPr>
+        <w:t>42:5</w:t>
+      </w:r>
       <w:r>
         <w:rPr>
           <w:lang w:val="hi_IN" w:bidi="hi_IN"/>
